--- a/resumes/Syd Polk Everything.docx
+++ b/resumes/Syd Polk Everything.docx
@@ -235,17 +235,7 @@
           <w:szCs w:val="22"/>
           <w:lang w:eastAsia="ar-SA"/>
         </w:rPr>
-        <w:t xml:space="preserve"> </w:t>
-      </w:r>
-      <w:r>
-        <w:rPr>
-          <w:rFonts w:ascii="Arial" w:hAnsi="Arial"/>
-          <w:color w:val="000000"/>
-          <w:sz w:val="18"/>
-          <w:szCs w:val="22"/>
-          <w:lang w:eastAsia="ar-SA"/>
-        </w:rPr>
-        <w:t>Amateur baseball analyst.</w:t>
+        <w:t xml:space="preserve"> Amateur baseball analyst.</w:t>
       </w:r>
     </w:p>
     <w:p>
@@ -759,10 +749,10 @@
           <w:lang w:eastAsia="ar-SA"/>
         </w:rPr>
       </w:pPr>
-      <w:bookmarkStart w:id="4" w:name="OLE_LINK5"/>
-      <w:bookmarkStart w:id="5" w:name="OLE_LINK6"/>
-      <w:bookmarkStart w:id="6" w:name="OLE_LINK2"/>
-      <w:bookmarkStart w:id="7" w:name="_Hlk204379290"/>
+      <w:bookmarkStart w:id="4" w:name="_Hlk204379290"/>
+      <w:bookmarkStart w:id="5" w:name="OLE_LINK5"/>
+      <w:bookmarkStart w:id="6" w:name="OLE_LINK6"/>
+      <w:bookmarkStart w:id="7" w:name="OLE_LINK2"/>
       <w:r>
         <w:rPr>
           <w:rFonts w:ascii="Arial" w:hAnsi="Arial"/>
@@ -795,19 +785,19 @@
           <w:lang w:eastAsia="ar-SA"/>
         </w:rPr>
       </w:pPr>
-      <w:bookmarkStart w:id="8" w:name="OLE_LINK3"/>
-      <w:bookmarkStart w:id="9" w:name="OLE_LINK4"/>
-      <w:bookmarkStart w:id="10" w:name="_Hlk204378838"/>
-      <w:bookmarkStart w:id="11" w:name="_Hlk204379138"/>
-      <w:r>
-        <w:rPr>
-          <w:rFonts w:ascii="Arial" w:hAnsi="Arial"/>
-          <w:color w:val="000000"/>
-          <w:sz w:val="18"/>
-          <w:szCs w:val="22"/>
-          <w:lang w:eastAsia="ar-SA"/>
-        </w:rPr>
-        <w:t xml:space="preserve">Developed user-facing native features using SwiftUI and </w:t>
+      <w:bookmarkStart w:id="8" w:name="_Hlk204378838"/>
+      <w:bookmarkStart w:id="9" w:name="_Hlk204379138"/>
+      <w:bookmarkStart w:id="10" w:name="OLE_LINK3"/>
+      <w:bookmarkStart w:id="11" w:name="OLE_LINK4"/>
+      <w:r>
+        <w:rPr>
+          <w:rFonts w:ascii="Arial" w:hAnsi="Arial"/>
+          <w:color w:val="000000"/>
+          <w:sz w:val="18"/>
+          <w:szCs w:val="22"/>
+          <w:lang w:eastAsia="ar-SA"/>
+        </w:rPr>
+        <w:t xml:space="preserve">Developed user-facing native features using </w:t>
       </w:r>
       <w:proofErr w:type="spellStart"/>
       <w:r>
@@ -818,7 +808,7 @@
           <w:szCs w:val="22"/>
           <w:lang w:eastAsia="ar-SA"/>
         </w:rPr>
-        <w:t>GraphQL</w:t>
+        <w:t>SwiftUI</w:t>
       </w:r>
       <w:proofErr w:type="spellEnd"/>
       <w:r>
@@ -829,7 +819,7 @@
           <w:szCs w:val="22"/>
           <w:lang w:eastAsia="ar-SA"/>
         </w:rPr>
-        <w:t xml:space="preserve"> for </w:t>
+        <w:t xml:space="preserve"> and GraphQL for </w:t>
       </w:r>
       <w:hyperlink r:id="rId6" w:history="1">
         <w:r>
@@ -914,7 +904,7 @@
         <w:t>Engagement between employers and job seekers using Indeed’s messaging has increased 9% since the native messaging was rolled out in late 2024.</w:t>
       </w:r>
     </w:p>
-    <w:bookmarkEnd w:id="10"/>
+    <w:bookmarkEnd w:id="8"/>
     <w:p>
       <w:pPr>
         <w:pStyle w:val="ListParagraph"/>
@@ -1086,7 +1076,7 @@
         <w:t xml:space="preserve"> outage started until the team was notified dropped from &gt;120 minutes to &lt; 5 minutes.</w:t>
       </w:r>
     </w:p>
-    <w:bookmarkEnd w:id="11"/>
+    <w:bookmarkEnd w:id="9"/>
     <w:bookmarkEnd w:id="12"/>
     <w:p>
       <w:pPr>
@@ -1118,8 +1108,8 @@
         <w:t>Developed integration with Indeed’s A/B testing system in the IOS Job Search app, enabling A/B tests of features and improvements.</w:t>
       </w:r>
     </w:p>
-    <w:bookmarkEnd w:id="8"/>
-    <w:bookmarkEnd w:id="9"/>
+    <w:bookmarkEnd w:id="10"/>
+    <w:bookmarkEnd w:id="11"/>
     <w:p>
       <w:pPr>
         <w:tabs>
@@ -1283,7 +1273,7 @@
         <w:t>Established level of metrics that would be acceptable.</w:t>
       </w:r>
     </w:p>
-    <w:bookmarkEnd w:id="7"/>
+    <w:bookmarkEnd w:id="4"/>
     <w:bookmarkEnd w:id="13"/>
     <w:p>
       <w:pPr>
@@ -1356,29 +1346,7 @@
           <w:szCs w:val="22"/>
           <w:lang w:eastAsia="ar-SA"/>
         </w:rPr>
-        <w:t xml:space="preserve">Developed and evangelized </w:t>
-      </w:r>
-      <w:proofErr w:type="spellStart"/>
-      <w:r>
-        <w:rPr>
-          <w:rFonts w:ascii="Arial" w:hAnsi="Arial"/>
-          <w:color w:val="000000"/>
-          <w:sz w:val="18"/>
-          <w:szCs w:val="22"/>
-          <w:lang w:eastAsia="ar-SA"/>
-        </w:rPr>
-        <w:t>GraphQL</w:t>
-      </w:r>
-      <w:proofErr w:type="spellEnd"/>
-      <w:r>
-        <w:rPr>
-          <w:rFonts w:ascii="Arial" w:hAnsi="Arial"/>
-          <w:color w:val="000000"/>
-          <w:sz w:val="18"/>
-          <w:szCs w:val="22"/>
-          <w:lang w:eastAsia="ar-SA"/>
-        </w:rPr>
-        <w:t xml:space="preserve"> technology within Indeed. </w:t>
+        <w:t xml:space="preserve">Developed and evangelized GraphQL technology within Indeed. </w:t>
       </w:r>
     </w:p>
     <w:p>
@@ -1408,29 +1376,7 @@
           <w:szCs w:val="22"/>
           <w:lang w:eastAsia="ar-SA"/>
         </w:rPr>
-        <w:t xml:space="preserve">Implemented </w:t>
-      </w:r>
-      <w:proofErr w:type="spellStart"/>
-      <w:r>
-        <w:rPr>
-          <w:rFonts w:ascii="Arial" w:hAnsi="Arial"/>
-          <w:color w:val="000000"/>
-          <w:sz w:val="18"/>
-          <w:szCs w:val="22"/>
-          <w:lang w:eastAsia="ar-SA"/>
-        </w:rPr>
-        <w:t>GraphQL</w:t>
-      </w:r>
-      <w:proofErr w:type="spellEnd"/>
-      <w:r>
-        <w:rPr>
-          <w:rFonts w:ascii="Arial" w:hAnsi="Arial"/>
-          <w:color w:val="000000"/>
-          <w:sz w:val="18"/>
-          <w:szCs w:val="22"/>
-          <w:lang w:eastAsia="ar-SA"/>
-        </w:rPr>
-        <w:t xml:space="preserve">-based microservices. </w:t>
+        <w:t xml:space="preserve">Implemented GraphQL-based microservices. </w:t>
       </w:r>
     </w:p>
     <w:p>
@@ -1460,29 +1406,7 @@
           <w:szCs w:val="22"/>
           <w:lang w:eastAsia="ar-SA"/>
         </w:rPr>
-        <w:t xml:space="preserve">Converted existing microservices from REST to </w:t>
-      </w:r>
-      <w:proofErr w:type="spellStart"/>
-      <w:r>
-        <w:rPr>
-          <w:rFonts w:ascii="Arial" w:hAnsi="Arial"/>
-          <w:color w:val="000000"/>
-          <w:sz w:val="18"/>
-          <w:szCs w:val="22"/>
-          <w:lang w:eastAsia="ar-SA"/>
-        </w:rPr>
-        <w:t>GraphQL</w:t>
-      </w:r>
-      <w:proofErr w:type="spellEnd"/>
-      <w:r>
-        <w:rPr>
-          <w:rFonts w:ascii="Arial" w:hAnsi="Arial"/>
-          <w:color w:val="000000"/>
-          <w:sz w:val="18"/>
-          <w:szCs w:val="22"/>
-          <w:lang w:eastAsia="ar-SA"/>
-        </w:rPr>
-        <w:t xml:space="preserve">. </w:t>
+        <w:t xml:space="preserve">Converted existing microservices from REST to GraphQL. </w:t>
       </w:r>
     </w:p>
     <w:p>
@@ -1512,29 +1436,7 @@
           <w:szCs w:val="22"/>
           <w:lang w:eastAsia="ar-SA"/>
         </w:rPr>
-        <w:t xml:space="preserve">Developed demonstration </w:t>
-      </w:r>
-      <w:proofErr w:type="spellStart"/>
-      <w:r>
-        <w:rPr>
-          <w:rFonts w:ascii="Arial" w:hAnsi="Arial"/>
-          <w:color w:val="000000"/>
-          <w:sz w:val="18"/>
-          <w:szCs w:val="22"/>
-          <w:lang w:eastAsia="ar-SA"/>
-        </w:rPr>
-        <w:t>GraphQL</w:t>
-      </w:r>
-      <w:proofErr w:type="spellEnd"/>
-      <w:r>
-        <w:rPr>
-          <w:rFonts w:ascii="Arial" w:hAnsi="Arial"/>
-          <w:color w:val="000000"/>
-          <w:sz w:val="18"/>
-          <w:szCs w:val="22"/>
-          <w:lang w:eastAsia="ar-SA"/>
-        </w:rPr>
-        <w:t xml:space="preserve"> clients. </w:t>
+        <w:t xml:space="preserve">Developed demonstration GraphQL clients. </w:t>
       </w:r>
     </w:p>
     <w:p>
@@ -1564,29 +1466,7 @@
           <w:szCs w:val="22"/>
           <w:lang w:eastAsia="ar-SA"/>
         </w:rPr>
-        <w:t xml:space="preserve">Advised and mentored other teams implementing </w:t>
-      </w:r>
-      <w:proofErr w:type="spellStart"/>
-      <w:r>
-        <w:rPr>
-          <w:rFonts w:ascii="Arial" w:hAnsi="Arial"/>
-          <w:color w:val="000000"/>
-          <w:sz w:val="18"/>
-          <w:szCs w:val="22"/>
-          <w:lang w:eastAsia="ar-SA"/>
-        </w:rPr>
-        <w:t>GraphQL</w:t>
-      </w:r>
-      <w:proofErr w:type="spellEnd"/>
-      <w:r>
-        <w:rPr>
-          <w:rFonts w:ascii="Arial" w:hAnsi="Arial"/>
-          <w:color w:val="000000"/>
-          <w:sz w:val="18"/>
-          <w:szCs w:val="22"/>
-          <w:lang w:eastAsia="ar-SA"/>
-        </w:rPr>
-        <w:t>.</w:t>
+        <w:t>Advised and mentored other teams implementing GraphQL.</w:t>
       </w:r>
     </w:p>
     <w:p>
@@ -1816,8 +1696,8 @@
       </w:r>
     </w:p>
     <w:bookmarkEnd w:id="3"/>
-    <w:bookmarkEnd w:id="4"/>
     <w:bookmarkEnd w:id="5"/>
+    <w:bookmarkEnd w:id="6"/>
     <w:p>
       <w:pPr>
         <w:widowControl/>
@@ -2126,6 +2006,7 @@
           <w:lang w:eastAsia="ar-SA"/>
         </w:rPr>
       </w:pPr>
+      <w:bookmarkStart w:id="16" w:name="OLE_LINK9"/>
       <w:r>
         <w:rPr>
           <w:rFonts w:ascii="Arial" w:hAnsi="Arial"/>
@@ -2167,6 +2048,7 @@
         <w:t>Wrote automation for regression testing of Firefox’s streaming playback of web content, with and without DRM.</w:t>
       </w:r>
     </w:p>
+    <w:bookmarkEnd w:id="16"/>
     <w:p>
       <w:pPr>
         <w:tabs>
@@ -2320,8 +2202,8 @@
           <w:lang w:eastAsia="ar-SA"/>
         </w:rPr>
       </w:pPr>
-      <w:bookmarkStart w:id="16" w:name="OLE_LINK11"/>
-      <w:bookmarkStart w:id="17" w:name="OLE_LINK12"/>
+      <w:bookmarkStart w:id="17" w:name="OLE_LINK11"/>
+      <w:bookmarkStart w:id="18" w:name="OLE_LINK12"/>
       <w:r>
         <w:rPr>
           <w:rFonts w:ascii="Arial" w:hAnsi="Arial"/>
@@ -2493,8 +2375,8 @@
         <w:t>Reduced open bug count by 80%.</w:t>
       </w:r>
     </w:p>
-    <w:bookmarkEnd w:id="16"/>
     <w:bookmarkEnd w:id="17"/>
+    <w:bookmarkEnd w:id="18"/>
     <w:p>
       <w:pPr>
         <w:tabs>
@@ -2594,7 +2476,29 @@
           <w:szCs w:val="22"/>
           <w:lang w:eastAsia="ar-SA"/>
         </w:rPr>
-        <w:t xml:space="preserve">QA &amp; Release Engineer Manager, </w:t>
+        <w:t>QA &amp; Release Engineer</w:t>
+      </w:r>
+      <w:r>
+        <w:rPr>
+          <w:rFonts w:ascii="Arial" w:hAnsi="Arial"/>
+          <w:b/>
+          <w:color w:val="000000"/>
+          <w:sz w:val="18"/>
+          <w:szCs w:val="22"/>
+          <w:lang w:eastAsia="ar-SA"/>
+        </w:rPr>
+        <w:t>ing</w:t>
+      </w:r>
+      <w:r>
+        <w:rPr>
+          <w:rFonts w:ascii="Arial" w:hAnsi="Arial"/>
+          <w:b/>
+          <w:color w:val="000000"/>
+          <w:sz w:val="18"/>
+          <w:szCs w:val="22"/>
+          <w:lang w:eastAsia="ar-SA"/>
+        </w:rPr>
+        <w:t xml:space="preserve"> Manager, </w:t>
       </w:r>
       <w:r>
         <w:rPr>
@@ -2646,7 +2550,7 @@
           <w:lang w:eastAsia="ar-SA"/>
         </w:rPr>
       </w:pPr>
-      <w:bookmarkStart w:id="18" w:name="_Hlk204379355"/>
+      <w:bookmarkStart w:id="19" w:name="_Hlk204379355"/>
       <w:r>
         <w:rPr>
           <w:rFonts w:ascii="Arial" w:hAnsi="Arial"/>
@@ -2718,7 +2622,7 @@
         <w:t>Increased performance of the build of the main kernel 100% by automating application of kernel patches.</w:t>
       </w:r>
     </w:p>
-    <w:bookmarkEnd w:id="18"/>
+    <w:bookmarkEnd w:id="19"/>
     <w:p>
       <w:pPr>
         <w:widowControl/>
@@ -2894,9 +2798,9 @@
           <w:lang w:eastAsia="ar-SA"/>
         </w:rPr>
       </w:pPr>
-      <w:bookmarkStart w:id="19" w:name="OLE_LINK15"/>
-      <w:bookmarkStart w:id="20" w:name="OLE_LINK16"/>
-      <w:bookmarkStart w:id="21" w:name="_Hlk204379671"/>
+      <w:bookmarkStart w:id="20" w:name="_Hlk204379671"/>
+      <w:bookmarkStart w:id="21" w:name="OLE_LINK15"/>
+      <w:bookmarkStart w:id="22" w:name="OLE_LINK16"/>
       <w:r>
         <w:rPr>
           <w:rFonts w:ascii="Arial" w:hAnsi="Arial"/>
@@ -2990,7 +2894,7 @@
         <w:t>, including many crashing defects that would have been triggered within 5 minutes of launch.</w:t>
       </w:r>
     </w:p>
-    <w:bookmarkEnd w:id="21"/>
+    <w:bookmarkEnd w:id="20"/>
     <w:p>
       <w:pPr>
         <w:pStyle w:val="ListParagraph"/>
@@ -3022,8 +2926,8 @@
         <w:t>Version 1.3 shipped in the App Store in September 2012.</w:t>
       </w:r>
     </w:p>
-    <w:bookmarkEnd w:id="19"/>
-    <w:bookmarkEnd w:id="20"/>
+    <w:bookmarkEnd w:id="21"/>
+    <w:bookmarkEnd w:id="22"/>
     <w:p>
       <w:pPr>
         <w:widowControl/>
@@ -3194,6 +3098,7 @@
           <w:lang w:eastAsia="ar-SA"/>
         </w:rPr>
       </w:pPr>
+      <w:bookmarkStart w:id="23" w:name="_Hlk210468422"/>
       <w:r>
         <w:rPr>
           <w:rFonts w:ascii="Arial" w:hAnsi="Arial"/>
@@ -3224,7 +3129,7 @@
           <w:lang w:eastAsia="ar-SA"/>
         </w:rPr>
       </w:pPr>
-      <w:bookmarkStart w:id="22" w:name="_Hlk204379372"/>
+      <w:bookmarkStart w:id="24" w:name="_Hlk204379372"/>
       <w:r>
         <w:rPr>
           <w:rFonts w:ascii="Arial" w:hAnsi="Arial"/>
@@ -3296,7 +3201,8 @@
         <w:t>Total time to verify new builds improved 80% amortized over 8 platforms.</w:t>
       </w:r>
     </w:p>
-    <w:bookmarkEnd w:id="22"/>
+    <w:bookmarkEnd w:id="23"/>
+    <w:bookmarkEnd w:id="24"/>
     <w:p>
       <w:pPr>
         <w:tabs>
@@ -3439,6 +3345,7 @@
           <w:lang w:eastAsia="ar-SA"/>
         </w:rPr>
       </w:pPr>
+      <w:bookmarkStart w:id="25" w:name="_Hlk210468431"/>
       <w:r>
         <w:rPr>
           <w:rFonts w:ascii="Arial" w:hAnsi="Arial"/>
@@ -3582,6 +3489,7 @@
         <w:t>evOps plan and managed 1 DevOps engineer.</w:t>
       </w:r>
     </w:p>
+    <w:bookmarkEnd w:id="25"/>
     <w:p>
       <w:pPr>
         <w:tabs>
@@ -3743,8 +3651,8 @@
           <w:lang w:eastAsia="ar-SA"/>
         </w:rPr>
       </w:pPr>
-      <w:bookmarkStart w:id="23" w:name="_Hlk204379408"/>
-      <w:bookmarkStart w:id="24" w:name="_Hlk204379692"/>
+      <w:bookmarkStart w:id="26" w:name="_Hlk204379408"/>
+      <w:bookmarkStart w:id="27" w:name="_Hlk204379692"/>
       <w:r>
         <w:rPr>
           <w:rFonts w:ascii="Arial" w:hAnsi="Arial"/>
@@ -3988,7 +3896,7 @@
           <w:lang w:eastAsia="ar-SA"/>
         </w:rPr>
       </w:pPr>
-      <w:bookmarkStart w:id="25" w:name="_Hlk204379511"/>
+      <w:bookmarkStart w:id="28" w:name="_Hlk204379511"/>
       <w:r>
         <w:rPr>
           <w:rFonts w:ascii="Arial" w:hAnsi="Arial"/>
@@ -4020,7 +3928,7 @@
         <w:t>.</w:t>
       </w:r>
     </w:p>
-    <w:bookmarkEnd w:id="25"/>
+    <w:bookmarkEnd w:id="28"/>
     <w:p>
       <w:pPr>
         <w:pStyle w:val="ListParagraph"/>
@@ -4050,7 +3958,7 @@
         </w:rPr>
         <w:t>Total time to verify a new compiler for a new version of the OS went down from 8 months to 3 months</w:t>
       </w:r>
-      <w:bookmarkEnd w:id="23"/>
+      <w:bookmarkEnd w:id="26"/>
       <w:r>
         <w:rPr>
           <w:rFonts w:ascii="Arial" w:hAnsi="Arial"/>
@@ -4062,7 +3970,7 @@
         <w:t>.</w:t>
       </w:r>
     </w:p>
-    <w:bookmarkEnd w:id="24"/>
+    <w:bookmarkEnd w:id="27"/>
     <w:p>
       <w:pPr>
         <w:tabs>
@@ -4225,6 +4133,7 @@
           <w:lang w:eastAsia="ar-SA"/>
         </w:rPr>
       </w:pPr>
+      <w:bookmarkStart w:id="29" w:name="OLE_LINK10"/>
       <w:r>
         <w:rPr>
           <w:rFonts w:ascii="Arial" w:hAnsi="Arial"/>
@@ -4498,6 +4407,7 @@
         <w:t>Developed new schedules. Projects then shipped within parameters of the new schedule.</w:t>
       </w:r>
     </w:p>
+    <w:bookmarkEnd w:id="29"/>
     <w:p>
       <w:pPr>
         <w:tabs>
@@ -4650,6 +4560,7 @@
           <w:lang w:eastAsia="ar-SA"/>
         </w:rPr>
       </w:pPr>
+      <w:bookmarkStart w:id="30" w:name="OLE_LINK13"/>
     </w:p>
     <w:p>
       <w:pPr>
@@ -4670,6 +4581,7 @@
           <w:lang w:eastAsia="ar-SA"/>
         </w:rPr>
       </w:pPr>
+      <w:bookmarkStart w:id="31" w:name="_Hlk210468466"/>
       <w:r>
         <w:rPr>
           <w:rFonts w:ascii="Arial" w:hAnsi="Arial"/>
@@ -4703,37 +4615,39 @@
         <w:t>/Tk.</w:t>
       </w:r>
     </w:p>
-    <w:p>
-      <w:pPr>
-        <w:tabs>
-          <w:tab w:val="left" w:pos="-720"/>
-        </w:tabs>
-        <w:ind w:right="-720"/>
-        <w:rPr>
-          <w:rFonts w:ascii="Arial" w:hAnsi="Arial"/>
-          <w:color w:val="000000"/>
-          <w:sz w:val="18"/>
-          <w:szCs w:val="22"/>
-          <w:lang w:eastAsia="ar-SA"/>
-        </w:rPr>
-      </w:pPr>
-    </w:p>
-    <w:p>
-      <w:pPr>
-        <w:tabs>
-          <w:tab w:val="left" w:pos="-720"/>
-        </w:tabs>
-        <w:ind w:right="-720"/>
-        <w:rPr>
-          <w:rFonts w:ascii="Arial" w:hAnsi="Arial"/>
-          <w:b/>
-          <w:color w:val="000000"/>
-          <w:sz w:val="18"/>
-          <w:szCs w:val="22"/>
-          <w:lang w:eastAsia="ar-SA"/>
-        </w:rPr>
-      </w:pPr>
-      <w:bookmarkStart w:id="26" w:name="_Hlk204379077"/>
+    <w:bookmarkEnd w:id="30"/>
+    <w:bookmarkEnd w:id="31"/>
+    <w:p>
+      <w:pPr>
+        <w:tabs>
+          <w:tab w:val="left" w:pos="-720"/>
+        </w:tabs>
+        <w:ind w:right="-720"/>
+        <w:rPr>
+          <w:rFonts w:ascii="Arial" w:hAnsi="Arial"/>
+          <w:color w:val="000000"/>
+          <w:sz w:val="18"/>
+          <w:szCs w:val="22"/>
+          <w:lang w:eastAsia="ar-SA"/>
+        </w:rPr>
+      </w:pPr>
+    </w:p>
+    <w:p>
+      <w:pPr>
+        <w:tabs>
+          <w:tab w:val="left" w:pos="-720"/>
+        </w:tabs>
+        <w:ind w:right="-720"/>
+        <w:rPr>
+          <w:rFonts w:ascii="Arial" w:hAnsi="Arial"/>
+          <w:b/>
+          <w:color w:val="000000"/>
+          <w:sz w:val="18"/>
+          <w:szCs w:val="22"/>
+          <w:lang w:eastAsia="ar-SA"/>
+        </w:rPr>
+      </w:pPr>
+      <w:bookmarkStart w:id="32" w:name="_Hlk204379077"/>
       <w:r>
         <w:rPr>
           <w:rFonts w:ascii="Arial" w:hAnsi="Arial"/>
@@ -4903,7 +4817,7 @@
         <w:t>-March 1996</w:t>
       </w:r>
     </w:p>
-    <w:bookmarkEnd w:id="26"/>
+    <w:bookmarkEnd w:id="32"/>
     <w:p>
       <w:pPr>
         <w:tabs>
@@ -4938,6 +4852,8 @@
           <w:lang w:eastAsia="ar-SA"/>
         </w:rPr>
       </w:pPr>
+      <w:bookmarkStart w:id="33" w:name="_Hlk210468478"/>
+      <w:bookmarkStart w:id="34" w:name="_Hlk210731843"/>
       <w:r>
         <w:rPr>
           <w:rFonts w:ascii="Arial" w:hAnsi="Arial"/>
@@ -4968,6 +4884,8 @@
           <w:lang w:eastAsia="ar-SA"/>
         </w:rPr>
       </w:pPr>
+      <w:bookmarkStart w:id="35" w:name="_Hlk210468495"/>
+      <w:bookmarkEnd w:id="33"/>
       <w:r>
         <w:rPr>
           <w:rFonts w:ascii="Arial" w:hAnsi="Arial"/>
@@ -4979,6 +4897,8 @@
         <w:t>AppleWorks GS for the Apple IIGS.</w:t>
       </w:r>
     </w:p>
+    <w:bookmarkEnd w:id="34"/>
+    <w:bookmarkEnd w:id="35"/>
     <w:p>
       <w:pPr>
         <w:tabs>
@@ -5051,8 +4971,8 @@
           <w:lang w:eastAsia="ar-SA"/>
         </w:rPr>
       </w:pPr>
-      <w:bookmarkStart w:id="27" w:name="_Hlk204379090"/>
-      <w:bookmarkStart w:id="28" w:name="_Hlk204379718"/>
+      <w:bookmarkStart w:id="36" w:name="_Hlk204379718"/>
+      <w:bookmarkStart w:id="37" w:name="_Hlk204379090"/>
       <w:r>
         <w:rPr>
           <w:rFonts w:ascii="Arial" w:hAnsi="Arial"/>
@@ -5061,7 +4981,7 @@
           <w:szCs w:val="18"/>
           <w:lang w:eastAsia="ar-SA"/>
         </w:rPr>
-        <w:t xml:space="preserve">Swift, SwiftUI, </w:t>
+        <w:t xml:space="preserve">Swift, </w:t>
       </w:r>
       <w:proofErr w:type="spellStart"/>
       <w:r>
@@ -5072,6 +4992,28 @@
           <w:szCs w:val="18"/>
           <w:lang w:eastAsia="ar-SA"/>
         </w:rPr>
+        <w:t>SwiftUI</w:t>
+      </w:r>
+      <w:proofErr w:type="spellEnd"/>
+      <w:r>
+        <w:rPr>
+          <w:rFonts w:ascii="Arial" w:hAnsi="Arial"/>
+          <w:color w:val="000000"/>
+          <w:sz w:val="18"/>
+          <w:szCs w:val="18"/>
+          <w:lang w:eastAsia="ar-SA"/>
+        </w:rPr>
+        <w:t xml:space="preserve">, </w:t>
+      </w:r>
+      <w:proofErr w:type="spellStart"/>
+      <w:r>
+        <w:rPr>
+          <w:rFonts w:ascii="Arial" w:hAnsi="Arial"/>
+          <w:color w:val="000000"/>
+          <w:sz w:val="18"/>
+          <w:szCs w:val="18"/>
+          <w:lang w:eastAsia="ar-SA"/>
+        </w:rPr>
         <w:t>UIKit</w:t>
       </w:r>
       <w:proofErr w:type="spellEnd"/>
@@ -5135,6 +5077,96 @@
         </w:rPr>
         <w:t xml:space="preserve">Java, </w:t>
       </w:r>
+      <w:r>
+        <w:rPr>
+          <w:rFonts w:ascii="Arial" w:hAnsi="Arial"/>
+          <w:color w:val="000000"/>
+          <w:sz w:val="18"/>
+          <w:szCs w:val="18"/>
+          <w:lang w:eastAsia="ar-SA"/>
+        </w:rPr>
+        <w:t xml:space="preserve">GraphQL, </w:t>
+      </w:r>
+      <w:r>
+        <w:rPr>
+          <w:rFonts w:ascii="Arial" w:hAnsi="Arial"/>
+          <w:color w:val="000000"/>
+          <w:sz w:val="18"/>
+          <w:szCs w:val="18"/>
+          <w:lang w:eastAsia="ar-SA"/>
+        </w:rPr>
+        <w:t>Apollo Federation,</w:t>
+      </w:r>
+      <w:r>
+        <w:rPr>
+          <w:rFonts w:ascii="Arial" w:hAnsi="Arial"/>
+          <w:color w:val="000000"/>
+          <w:sz w:val="18"/>
+          <w:szCs w:val="18"/>
+          <w:lang w:eastAsia="ar-SA"/>
+        </w:rPr>
+        <w:t xml:space="preserve"> </w:t>
+      </w:r>
+      <w:r>
+        <w:rPr>
+          <w:rFonts w:ascii="Arial" w:hAnsi="Arial"/>
+          <w:color w:val="000000"/>
+          <w:sz w:val="18"/>
+          <w:szCs w:val="18"/>
+          <w:lang w:eastAsia="ar-SA"/>
+        </w:rPr>
+        <w:t>Python, Spring, Spring</w:t>
+      </w:r>
+      <w:r>
+        <w:rPr>
+          <w:rFonts w:ascii="Arial" w:hAnsi="Arial"/>
+          <w:color w:val="000000"/>
+          <w:sz w:val="18"/>
+          <w:szCs w:val="18"/>
+          <w:lang w:eastAsia="ar-SA"/>
+        </w:rPr>
+        <w:t xml:space="preserve"> </w:t>
+      </w:r>
+      <w:r>
+        <w:rPr>
+          <w:rFonts w:ascii="Arial" w:hAnsi="Arial"/>
+          <w:color w:val="000000"/>
+          <w:sz w:val="18"/>
+          <w:szCs w:val="18"/>
+          <w:lang w:eastAsia="ar-SA"/>
+        </w:rPr>
+        <w:t xml:space="preserve">Boot, </w:t>
+      </w:r>
+      <w:r>
+        <w:rPr>
+          <w:rFonts w:ascii="Arial" w:hAnsi="Arial"/>
+          <w:color w:val="000000"/>
+          <w:sz w:val="18"/>
+          <w:szCs w:val="18"/>
+          <w:lang w:eastAsia="ar-SA"/>
+        </w:rPr>
+        <w:t xml:space="preserve">Objective C, </w:t>
+      </w:r>
+      <w:r>
+        <w:rPr>
+          <w:rFonts w:ascii="Arial" w:hAnsi="Arial"/>
+          <w:color w:val="000000"/>
+          <w:sz w:val="18"/>
+          <w:szCs w:val="18"/>
+          <w:lang w:eastAsia="ar-SA"/>
+        </w:rPr>
+        <w:t>RESTful APIs,</w:t>
+      </w:r>
+      <w:r>
+        <w:rPr>
+          <w:rFonts w:ascii="Arial" w:hAnsi="Arial"/>
+          <w:color w:val="000000"/>
+          <w:sz w:val="18"/>
+          <w:szCs w:val="18"/>
+          <w:lang w:eastAsia="ar-SA"/>
+        </w:rPr>
+        <w:t xml:space="preserve"> </w:t>
+      </w:r>
       <w:proofErr w:type="spellStart"/>
       <w:r>
         <w:rPr>
@@ -5144,7 +5176,7 @@
           <w:szCs w:val="18"/>
           <w:lang w:eastAsia="ar-SA"/>
         </w:rPr>
-        <w:t>GraphQL</w:t>
+        <w:t>Javascript</w:t>
       </w:r>
       <w:proofErr w:type="spellEnd"/>
       <w:r>
@@ -5155,6 +5187,228 @@
           <w:szCs w:val="18"/>
           <w:lang w:eastAsia="ar-SA"/>
         </w:rPr>
+        <w:t>,</w:t>
+      </w:r>
+      <w:r>
+        <w:rPr>
+          <w:rFonts w:ascii="Arial" w:hAnsi="Arial"/>
+          <w:color w:val="000000"/>
+          <w:sz w:val="18"/>
+          <w:szCs w:val="18"/>
+          <w:lang w:eastAsia="ar-SA"/>
+        </w:rPr>
+        <w:t xml:space="preserve"> Soy,</w:t>
+      </w:r>
+      <w:r>
+        <w:rPr>
+          <w:rFonts w:ascii="Arial" w:hAnsi="Arial"/>
+          <w:color w:val="000000"/>
+          <w:sz w:val="18"/>
+          <w:szCs w:val="18"/>
+          <w:lang w:eastAsia="ar-SA"/>
+        </w:rPr>
+        <w:t xml:space="preserve"> </w:t>
+      </w:r>
+      <w:r>
+        <w:rPr>
+          <w:rFonts w:ascii="Arial" w:hAnsi="Arial"/>
+          <w:color w:val="000000"/>
+          <w:sz w:val="18"/>
+          <w:szCs w:val="18"/>
+          <w:lang w:eastAsia="ar-SA"/>
+        </w:rPr>
+        <w:t xml:space="preserve">HTML, CSS, Django, </w:t>
+      </w:r>
+      <w:r>
+        <w:rPr>
+          <w:rFonts w:ascii="Arial" w:hAnsi="Arial"/>
+          <w:color w:val="000000"/>
+          <w:sz w:val="18"/>
+          <w:szCs w:val="18"/>
+          <w:lang w:eastAsia="ar-SA"/>
+        </w:rPr>
+        <w:t xml:space="preserve">C, </w:t>
+      </w:r>
+      <w:r>
+        <w:rPr>
+          <w:rFonts w:ascii="Arial" w:hAnsi="Arial"/>
+          <w:color w:val="000000"/>
+          <w:sz w:val="18"/>
+          <w:szCs w:val="18"/>
+          <w:lang w:eastAsia="ar-SA"/>
+        </w:rPr>
+        <w:t>SQL,</w:t>
+      </w:r>
+      <w:r>
+        <w:rPr>
+          <w:rFonts w:ascii="Arial" w:hAnsi="Arial"/>
+          <w:color w:val="000000"/>
+          <w:sz w:val="18"/>
+          <w:szCs w:val="18"/>
+          <w:lang w:eastAsia="ar-SA"/>
+        </w:rPr>
+        <w:t xml:space="preserve"> </w:t>
+      </w:r>
+      <w:r>
+        <w:rPr>
+          <w:rFonts w:ascii="Arial" w:hAnsi="Arial"/>
+          <w:color w:val="000000"/>
+          <w:sz w:val="18"/>
+          <w:szCs w:val="18"/>
+          <w:lang w:eastAsia="ar-SA"/>
+        </w:rPr>
+        <w:t xml:space="preserve">Perl, Tcl, </w:t>
+      </w:r>
+      <w:r>
+        <w:rPr>
+          <w:rFonts w:ascii="Arial" w:hAnsi="Arial"/>
+          <w:color w:val="000000"/>
+          <w:sz w:val="18"/>
+          <w:szCs w:val="18"/>
+          <w:lang w:eastAsia="ar-SA"/>
+        </w:rPr>
+        <w:t xml:space="preserve">Ruby, </w:t>
+      </w:r>
+      <w:r>
+        <w:rPr>
+          <w:rFonts w:ascii="Arial" w:hAnsi="Arial"/>
+          <w:color w:val="000000"/>
+          <w:sz w:val="18"/>
+          <w:szCs w:val="18"/>
+          <w:lang w:eastAsia="ar-SA"/>
+        </w:rPr>
+        <w:t>Eclipse,</w:t>
+      </w:r>
+      <w:r>
+        <w:rPr>
+          <w:rFonts w:ascii="Arial" w:hAnsi="Arial"/>
+          <w:color w:val="000000"/>
+          <w:sz w:val="18"/>
+          <w:szCs w:val="18"/>
+          <w:lang w:eastAsia="ar-SA"/>
+        </w:rPr>
+        <w:t xml:space="preserve"> MacOS,</w:t>
+      </w:r>
+      <w:r>
+        <w:rPr>
+          <w:rFonts w:ascii="Arial" w:hAnsi="Arial"/>
+          <w:color w:val="000000"/>
+          <w:sz w:val="18"/>
+          <w:szCs w:val="18"/>
+          <w:lang w:eastAsia="ar-SA"/>
+        </w:rPr>
+        <w:t xml:space="preserve"> iOS, Unix, Linux, Windows, Visual Studio, cvs, </w:t>
+      </w:r>
+      <w:r>
+        <w:rPr>
+          <w:rFonts w:ascii="Arial" w:hAnsi="Arial"/>
+          <w:color w:val="000000"/>
+          <w:sz w:val="18"/>
+          <w:szCs w:val="18"/>
+          <w:lang w:eastAsia="ar-SA"/>
+        </w:rPr>
+        <w:t>Subversion</w:t>
+      </w:r>
+      <w:r>
+        <w:rPr>
+          <w:rFonts w:ascii="Arial" w:hAnsi="Arial"/>
+          <w:color w:val="000000"/>
+          <w:sz w:val="18"/>
+          <w:szCs w:val="18"/>
+          <w:lang w:eastAsia="ar-SA"/>
+        </w:rPr>
+        <w:t xml:space="preserve">, Perforce, git, Bitkeeper, </w:t>
+      </w:r>
+      <w:r>
+        <w:rPr>
+          <w:rFonts w:ascii="Arial" w:hAnsi="Arial"/>
+          <w:color w:val="000000"/>
+          <w:sz w:val="18"/>
+          <w:szCs w:val="18"/>
+          <w:lang w:eastAsia="ar-SA"/>
+        </w:rPr>
+        <w:t xml:space="preserve">Mercurial, </w:t>
+      </w:r>
+      <w:r>
+        <w:rPr>
+          <w:rFonts w:ascii="Arial" w:hAnsi="Arial"/>
+          <w:color w:val="000000"/>
+          <w:sz w:val="18"/>
+          <w:szCs w:val="18"/>
+          <w:lang w:eastAsia="ar-SA"/>
+        </w:rPr>
+        <w:t xml:space="preserve">gcc, </w:t>
+      </w:r>
+      <w:r>
+        <w:rPr>
+          <w:rFonts w:ascii="Arial" w:hAnsi="Arial"/>
+          <w:color w:val="000000"/>
+          <w:sz w:val="18"/>
+          <w:szCs w:val="18"/>
+          <w:lang w:eastAsia="ar-SA"/>
+        </w:rPr>
+        <w:t>Jenkins</w:t>
+      </w:r>
+      <w:r>
+        <w:rPr>
+          <w:rFonts w:ascii="Arial" w:hAnsi="Arial"/>
+          <w:color w:val="000000"/>
+          <w:sz w:val="18"/>
+          <w:szCs w:val="18"/>
+          <w:lang w:eastAsia="ar-SA"/>
+        </w:rPr>
+        <w:t>,</w:t>
+      </w:r>
+      <w:r>
+        <w:rPr>
+          <w:rFonts w:ascii="Arial" w:hAnsi="Arial"/>
+          <w:color w:val="000000"/>
+          <w:sz w:val="18"/>
+          <w:szCs w:val="18"/>
+          <w:lang w:eastAsia="ar-SA"/>
+        </w:rPr>
+        <w:t xml:space="preserve"> VMWare, Cocoa, Bugzilla, JIRA</w:t>
+      </w:r>
+      <w:r>
+        <w:rPr>
+          <w:rFonts w:ascii="Arial" w:hAnsi="Arial"/>
+          <w:color w:val="000000"/>
+          <w:sz w:val="18"/>
+          <w:szCs w:val="18"/>
+          <w:lang w:eastAsia="ar-SA"/>
+        </w:rPr>
+        <w:t>,</w:t>
+      </w:r>
+      <w:r>
+        <w:rPr>
+          <w:rFonts w:ascii="Arial" w:hAnsi="Arial"/>
+          <w:color w:val="000000"/>
+          <w:sz w:val="18"/>
+          <w:szCs w:val="18"/>
+          <w:lang w:eastAsia="ar-SA"/>
+        </w:rPr>
+        <w:t xml:space="preserve"> </w:t>
+      </w:r>
+      <w:proofErr w:type="spellStart"/>
+      <w:r>
+        <w:rPr>
+          <w:rFonts w:ascii="Arial" w:hAnsi="Arial"/>
+          <w:color w:val="000000"/>
+          <w:sz w:val="18"/>
+          <w:szCs w:val="18"/>
+          <w:lang w:eastAsia="ar-SA"/>
+        </w:rPr>
+        <w:t>yocto</w:t>
+      </w:r>
+      <w:proofErr w:type="spellEnd"/>
+      <w:r>
+        <w:rPr>
+          <w:rFonts w:ascii="Arial" w:hAnsi="Arial"/>
+          <w:color w:val="000000"/>
+          <w:sz w:val="18"/>
+          <w:szCs w:val="18"/>
+          <w:lang w:eastAsia="ar-SA"/>
+        </w:rPr>
         <w:t xml:space="preserve">, </w:t>
       </w:r>
       <w:r>
@@ -5165,7 +5419,7 @@
           <w:szCs w:val="18"/>
           <w:lang w:eastAsia="ar-SA"/>
         </w:rPr>
-        <w:t>Apollo Federation,</w:t>
+        <w:t xml:space="preserve">repo, </w:t>
       </w:r>
       <w:r>
         <w:rPr>
@@ -5175,7 +5429,7 @@
           <w:szCs w:val="18"/>
           <w:lang w:eastAsia="ar-SA"/>
         </w:rPr>
-        <w:t xml:space="preserve"> </w:t>
+        <w:t>vagrant, VirtualBox</w:t>
       </w:r>
       <w:r>
         <w:rPr>
@@ -5185,7 +5439,7 @@
           <w:szCs w:val="18"/>
           <w:lang w:eastAsia="ar-SA"/>
         </w:rPr>
-        <w:t>Python, Spring, Spring</w:t>
+        <w:t>, Marionette</w:t>
       </w:r>
       <w:r>
         <w:rPr>
@@ -5195,7 +5449,7 @@
           <w:szCs w:val="18"/>
           <w:lang w:eastAsia="ar-SA"/>
         </w:rPr>
-        <w:t xml:space="preserve"> </w:t>
+        <w:t xml:space="preserve">, hobo, </w:t>
       </w:r>
       <w:r>
         <w:rPr>
@@ -5205,7 +5459,7 @@
           <w:szCs w:val="18"/>
           <w:lang w:eastAsia="ar-SA"/>
         </w:rPr>
-        <w:t xml:space="preserve">Boot, </w:t>
+        <w:t>Datadog, Terraform</w:t>
       </w:r>
       <w:r>
         <w:rPr>
@@ -5215,7 +5469,7 @@
           <w:szCs w:val="18"/>
           <w:lang w:eastAsia="ar-SA"/>
         </w:rPr>
-        <w:t xml:space="preserve">Objective C, </w:t>
+        <w:t>, Kubernetes</w:t>
       </w:r>
       <w:r>
         <w:rPr>
@@ -5225,7 +5479,7 @@
           <w:szCs w:val="18"/>
           <w:lang w:eastAsia="ar-SA"/>
         </w:rPr>
-        <w:t>RESTful APIs,</w:t>
+        <w:t>, Avro, Kafka</w:t>
       </w:r>
       <w:r>
         <w:rPr>
@@ -5235,9 +5489,8 @@
           <w:szCs w:val="18"/>
           <w:lang w:eastAsia="ar-SA"/>
         </w:rPr>
-        <w:t xml:space="preserve"> </w:t>
-      </w:r>
-      <w:proofErr w:type="spellStart"/>
+        <w:t>, Docker</w:t>
+      </w:r>
       <w:r>
         <w:rPr>
           <w:rFonts w:ascii="Arial" w:hAnsi="Arial"/>
@@ -5246,9 +5499,8 @@
           <w:szCs w:val="18"/>
           <w:lang w:eastAsia="ar-SA"/>
         </w:rPr>
-        <w:t>Javascript</w:t>
-      </w:r>
-      <w:proofErr w:type="spellEnd"/>
+        <w:t>, make</w:t>
+      </w:r>
       <w:r>
         <w:rPr>
           <w:rFonts w:ascii="Arial" w:hAnsi="Arial"/>
@@ -5267,7 +5519,7 @@
           <w:szCs w:val="18"/>
           <w:lang w:eastAsia="ar-SA"/>
         </w:rPr>
-        <w:t xml:space="preserve"> Soy,</w:t>
+        <w:t xml:space="preserve"> Pascal, Assembly Language</w:t>
       </w:r>
       <w:r>
         <w:rPr>
@@ -5277,333 +5529,11 @@
           <w:szCs w:val="18"/>
           <w:lang w:eastAsia="ar-SA"/>
         </w:rPr>
-        <w:t xml:space="preserve"> </w:t>
-      </w:r>
-      <w:r>
-        <w:rPr>
-          <w:rFonts w:ascii="Arial" w:hAnsi="Arial"/>
-          <w:color w:val="000000"/>
-          <w:sz w:val="18"/>
-          <w:szCs w:val="18"/>
-          <w:lang w:eastAsia="ar-SA"/>
-        </w:rPr>
-        <w:t xml:space="preserve">HTML, CSS, Django, </w:t>
-      </w:r>
-      <w:r>
-        <w:rPr>
-          <w:rFonts w:ascii="Arial" w:hAnsi="Arial"/>
-          <w:color w:val="000000"/>
-          <w:sz w:val="18"/>
-          <w:szCs w:val="18"/>
-          <w:lang w:eastAsia="ar-SA"/>
-        </w:rPr>
-        <w:t xml:space="preserve">C, </w:t>
-      </w:r>
-      <w:r>
-        <w:rPr>
-          <w:rFonts w:ascii="Arial" w:hAnsi="Arial"/>
-          <w:color w:val="000000"/>
-          <w:sz w:val="18"/>
-          <w:szCs w:val="18"/>
-          <w:lang w:eastAsia="ar-SA"/>
-        </w:rPr>
-        <w:t>SQL,</w:t>
-      </w:r>
-      <w:r>
-        <w:rPr>
-          <w:rFonts w:ascii="Arial" w:hAnsi="Arial"/>
-          <w:color w:val="000000"/>
-          <w:sz w:val="18"/>
-          <w:szCs w:val="18"/>
-          <w:lang w:eastAsia="ar-SA"/>
-        </w:rPr>
-        <w:t xml:space="preserve"> </w:t>
-      </w:r>
-      <w:r>
-        <w:rPr>
-          <w:rFonts w:ascii="Arial" w:hAnsi="Arial"/>
-          <w:color w:val="000000"/>
-          <w:sz w:val="18"/>
-          <w:szCs w:val="18"/>
-          <w:lang w:eastAsia="ar-SA"/>
-        </w:rPr>
-        <w:t xml:space="preserve">Perl, Tcl, </w:t>
-      </w:r>
-      <w:r>
-        <w:rPr>
-          <w:rFonts w:ascii="Arial" w:hAnsi="Arial"/>
-          <w:color w:val="000000"/>
-          <w:sz w:val="18"/>
-          <w:szCs w:val="18"/>
-          <w:lang w:eastAsia="ar-SA"/>
-        </w:rPr>
-        <w:t xml:space="preserve">Ruby, </w:t>
-      </w:r>
-      <w:r>
-        <w:rPr>
-          <w:rFonts w:ascii="Arial" w:hAnsi="Arial"/>
-          <w:color w:val="000000"/>
-          <w:sz w:val="18"/>
-          <w:szCs w:val="18"/>
-          <w:lang w:eastAsia="ar-SA"/>
-        </w:rPr>
-        <w:t>Eclipse,</w:t>
-      </w:r>
-      <w:r>
-        <w:rPr>
-          <w:rFonts w:ascii="Arial" w:hAnsi="Arial"/>
-          <w:color w:val="000000"/>
-          <w:sz w:val="18"/>
-          <w:szCs w:val="18"/>
-          <w:lang w:eastAsia="ar-SA"/>
-        </w:rPr>
-        <w:t xml:space="preserve"> MacOS,</w:t>
-      </w:r>
-      <w:r>
-        <w:rPr>
-          <w:rFonts w:ascii="Arial" w:hAnsi="Arial"/>
-          <w:color w:val="000000"/>
-          <w:sz w:val="18"/>
-          <w:szCs w:val="18"/>
-          <w:lang w:eastAsia="ar-SA"/>
-        </w:rPr>
-        <w:t xml:space="preserve"> iOS, Unix, Linux, Windows, Visual Studio, cvs, </w:t>
-      </w:r>
-      <w:r>
-        <w:rPr>
-          <w:rFonts w:ascii="Arial" w:hAnsi="Arial"/>
-          <w:color w:val="000000"/>
-          <w:sz w:val="18"/>
-          <w:szCs w:val="18"/>
-          <w:lang w:eastAsia="ar-SA"/>
-        </w:rPr>
-        <w:t>Subversion</w:t>
-      </w:r>
-      <w:r>
-        <w:rPr>
-          <w:rFonts w:ascii="Arial" w:hAnsi="Arial"/>
-          <w:color w:val="000000"/>
-          <w:sz w:val="18"/>
-          <w:szCs w:val="18"/>
-          <w:lang w:eastAsia="ar-SA"/>
-        </w:rPr>
-        <w:t xml:space="preserve">, Perforce, git, Bitkeeper, </w:t>
-      </w:r>
-      <w:r>
-        <w:rPr>
-          <w:rFonts w:ascii="Arial" w:hAnsi="Arial"/>
-          <w:color w:val="000000"/>
-          <w:sz w:val="18"/>
-          <w:szCs w:val="18"/>
-          <w:lang w:eastAsia="ar-SA"/>
-        </w:rPr>
-        <w:t xml:space="preserve">Mercurial, </w:t>
-      </w:r>
-      <w:r>
-        <w:rPr>
-          <w:rFonts w:ascii="Arial" w:hAnsi="Arial"/>
-          <w:color w:val="000000"/>
-          <w:sz w:val="18"/>
-          <w:szCs w:val="18"/>
-          <w:lang w:eastAsia="ar-SA"/>
-        </w:rPr>
-        <w:t xml:space="preserve">gcc, </w:t>
-      </w:r>
-      <w:r>
-        <w:rPr>
-          <w:rFonts w:ascii="Arial" w:hAnsi="Arial"/>
-          <w:color w:val="000000"/>
-          <w:sz w:val="18"/>
-          <w:szCs w:val="18"/>
-          <w:lang w:eastAsia="ar-SA"/>
-        </w:rPr>
-        <w:t>Jenkins</w:t>
-      </w:r>
-      <w:r>
-        <w:rPr>
-          <w:rFonts w:ascii="Arial" w:hAnsi="Arial"/>
-          <w:color w:val="000000"/>
-          <w:sz w:val="18"/>
-          <w:szCs w:val="18"/>
-          <w:lang w:eastAsia="ar-SA"/>
-        </w:rPr>
-        <w:t>,</w:t>
-      </w:r>
-      <w:r>
-        <w:rPr>
-          <w:rFonts w:ascii="Arial" w:hAnsi="Arial"/>
-          <w:color w:val="000000"/>
-          <w:sz w:val="18"/>
-          <w:szCs w:val="18"/>
-          <w:lang w:eastAsia="ar-SA"/>
-        </w:rPr>
-        <w:t xml:space="preserve"> VMWare, Cocoa, Bugzilla, JIRA</w:t>
-      </w:r>
-      <w:r>
-        <w:rPr>
-          <w:rFonts w:ascii="Arial" w:hAnsi="Arial"/>
-          <w:color w:val="000000"/>
-          <w:sz w:val="18"/>
-          <w:szCs w:val="18"/>
-          <w:lang w:eastAsia="ar-SA"/>
-        </w:rPr>
-        <w:t>,</w:t>
-      </w:r>
-      <w:r>
-        <w:rPr>
-          <w:rFonts w:ascii="Arial" w:hAnsi="Arial"/>
-          <w:color w:val="000000"/>
-          <w:sz w:val="18"/>
-          <w:szCs w:val="18"/>
-          <w:lang w:eastAsia="ar-SA"/>
-        </w:rPr>
-        <w:t xml:space="preserve"> </w:t>
-      </w:r>
-      <w:proofErr w:type="spellStart"/>
-      <w:r>
-        <w:rPr>
-          <w:rFonts w:ascii="Arial" w:hAnsi="Arial"/>
-          <w:color w:val="000000"/>
-          <w:sz w:val="18"/>
-          <w:szCs w:val="18"/>
-          <w:lang w:eastAsia="ar-SA"/>
-        </w:rPr>
-        <w:t>yocto</w:t>
-      </w:r>
-      <w:proofErr w:type="spellEnd"/>
-      <w:r>
-        <w:rPr>
-          <w:rFonts w:ascii="Arial" w:hAnsi="Arial"/>
-          <w:color w:val="000000"/>
-          <w:sz w:val="18"/>
-          <w:szCs w:val="18"/>
-          <w:lang w:eastAsia="ar-SA"/>
-        </w:rPr>
-        <w:t xml:space="preserve">, </w:t>
-      </w:r>
-      <w:r>
-        <w:rPr>
-          <w:rFonts w:ascii="Arial" w:hAnsi="Arial"/>
-          <w:color w:val="000000"/>
-          <w:sz w:val="18"/>
-          <w:szCs w:val="18"/>
-          <w:lang w:eastAsia="ar-SA"/>
-        </w:rPr>
-        <w:t xml:space="preserve">repo, </w:t>
-      </w:r>
-      <w:r>
-        <w:rPr>
-          <w:rFonts w:ascii="Arial" w:hAnsi="Arial"/>
-          <w:color w:val="000000"/>
-          <w:sz w:val="18"/>
-          <w:szCs w:val="18"/>
-          <w:lang w:eastAsia="ar-SA"/>
-        </w:rPr>
-        <w:t>vagrant, VirtualBox</w:t>
-      </w:r>
-      <w:r>
-        <w:rPr>
-          <w:rFonts w:ascii="Arial" w:hAnsi="Arial"/>
-          <w:color w:val="000000"/>
-          <w:sz w:val="18"/>
-          <w:szCs w:val="18"/>
-          <w:lang w:eastAsia="ar-SA"/>
-        </w:rPr>
-        <w:t>, Marionette</w:t>
-      </w:r>
-      <w:r>
-        <w:rPr>
-          <w:rFonts w:ascii="Arial" w:hAnsi="Arial"/>
-          <w:color w:val="000000"/>
-          <w:sz w:val="18"/>
-          <w:szCs w:val="18"/>
-          <w:lang w:eastAsia="ar-SA"/>
-        </w:rPr>
-        <w:t xml:space="preserve">, hobo, </w:t>
-      </w:r>
-      <w:r>
-        <w:rPr>
-          <w:rFonts w:ascii="Arial" w:hAnsi="Arial"/>
-          <w:color w:val="000000"/>
-          <w:sz w:val="18"/>
-          <w:szCs w:val="18"/>
-          <w:lang w:eastAsia="ar-SA"/>
-        </w:rPr>
-        <w:t>Datadog, Terraform</w:t>
-      </w:r>
-      <w:r>
-        <w:rPr>
-          <w:rFonts w:ascii="Arial" w:hAnsi="Arial"/>
-          <w:color w:val="000000"/>
-          <w:sz w:val="18"/>
-          <w:szCs w:val="18"/>
-          <w:lang w:eastAsia="ar-SA"/>
-        </w:rPr>
-        <w:t>, Kubernetes</w:t>
-      </w:r>
-      <w:r>
-        <w:rPr>
-          <w:rFonts w:ascii="Arial" w:hAnsi="Arial"/>
-          <w:color w:val="000000"/>
-          <w:sz w:val="18"/>
-          <w:szCs w:val="18"/>
-          <w:lang w:eastAsia="ar-SA"/>
-        </w:rPr>
-        <w:t>, Avro, Kafka</w:t>
-      </w:r>
-      <w:r>
-        <w:rPr>
-          <w:rFonts w:ascii="Arial" w:hAnsi="Arial"/>
-          <w:color w:val="000000"/>
-          <w:sz w:val="18"/>
-          <w:szCs w:val="18"/>
-          <w:lang w:eastAsia="ar-SA"/>
-        </w:rPr>
-        <w:t>, Docker</w:t>
-      </w:r>
-      <w:r>
-        <w:rPr>
-          <w:rFonts w:ascii="Arial" w:hAnsi="Arial"/>
-          <w:color w:val="000000"/>
-          <w:sz w:val="18"/>
-          <w:szCs w:val="18"/>
-          <w:lang w:eastAsia="ar-SA"/>
-        </w:rPr>
-        <w:t>, make</w:t>
-      </w:r>
-      <w:r>
-        <w:rPr>
-          <w:rFonts w:ascii="Arial" w:hAnsi="Arial"/>
-          <w:color w:val="000000"/>
-          <w:sz w:val="18"/>
-          <w:szCs w:val="18"/>
-          <w:lang w:eastAsia="ar-SA"/>
-        </w:rPr>
-        <w:t>, Subversion</w:t>
-      </w:r>
-      <w:r>
-        <w:rPr>
-          <w:rFonts w:ascii="Arial" w:hAnsi="Arial"/>
-          <w:color w:val="000000"/>
-          <w:sz w:val="18"/>
-          <w:szCs w:val="18"/>
-          <w:lang w:eastAsia="ar-SA"/>
-        </w:rPr>
-        <w:t>, Pascal, Assembly Language</w:t>
-      </w:r>
-      <w:r>
-        <w:rPr>
-          <w:rFonts w:ascii="Arial" w:hAnsi="Arial"/>
-          <w:color w:val="000000"/>
-          <w:sz w:val="18"/>
-          <w:szCs w:val="18"/>
-          <w:lang w:eastAsia="ar-SA"/>
-        </w:rPr>
         <w:t>, Agile, Kanban, Waterfall</w:t>
       </w:r>
-      <w:bookmarkEnd w:id="28"/>
-    </w:p>
-    <w:bookmarkEnd w:id="27"/>
+      <w:bookmarkEnd w:id="36"/>
+    </w:p>
+    <w:bookmarkEnd w:id="37"/>
     <w:p>
       <w:pPr>
         <w:tabs>
@@ -5735,7 +5665,7 @@
         <w:t xml:space="preserve"> – a newsletter about my life in the tech sector.</w:t>
       </w:r>
     </w:p>
-    <w:bookmarkEnd w:id="6"/>
+    <w:bookmarkEnd w:id="7"/>
     <w:p>
       <w:pPr>
         <w:tabs>
